--- a/course/major/东亚政治概论.docx
+++ b/course/major/东亚政治概论.docx
@@ -183,7 +183,7 @@
             <w:pStyle w:val="TOC"/>
             <w:jc w:val="center"/>
             <w:rPr>
-              <w:rFonts w:ascii="Times New Roman" w:eastAsia="宋体" w:hAnsi="Times New Roman" w:hint="eastAsia"/>
+              <w:rFonts w:ascii="Times New Roman" w:eastAsia="宋体" w:hAnsi="Times New Roman"/>
               <w:b/>
               <w:bCs/>
               <w:color w:val="auto"/>
@@ -207,7 +207,7 @@
               <w:tab w:val="right" w:leader="dot" w:pos="8296"/>
             </w:tabs>
             <w:rPr>
-              <w:rFonts w:ascii="Times New Roman" w:eastAsia="宋体" w:hAnsi="Times New Roman" w:hint="eastAsia"/>
+              <w:rFonts w:ascii="Times New Roman" w:eastAsia="宋体" w:hAnsi="Times New Roman"/>
               <w:noProof/>
               <w:sz w:val="22"/>
               <w:szCs w:val="24"/>
@@ -337,7 +337,7 @@
               <w:tab w:val="right" w:leader="dot" w:pos="8296"/>
             </w:tabs>
             <w:rPr>
-              <w:rFonts w:ascii="Times New Roman" w:eastAsia="宋体" w:hAnsi="Times New Roman" w:hint="eastAsia"/>
+              <w:rFonts w:ascii="Times New Roman" w:eastAsia="宋体" w:hAnsi="Times New Roman"/>
               <w:noProof/>
               <w:sz w:val="22"/>
               <w:szCs w:val="24"/>
@@ -433,7 +433,7 @@
               <w:tab w:val="right" w:leader="dot" w:pos="8296"/>
             </w:tabs>
             <w:rPr>
-              <w:rFonts w:ascii="Times New Roman" w:eastAsia="宋体" w:hAnsi="Times New Roman" w:hint="eastAsia"/>
+              <w:rFonts w:ascii="Times New Roman" w:eastAsia="宋体" w:hAnsi="Times New Roman"/>
               <w:noProof/>
               <w:sz w:val="22"/>
               <w:szCs w:val="24"/>
@@ -529,7 +529,7 @@
               <w:tab w:val="right" w:leader="dot" w:pos="8296"/>
             </w:tabs>
             <w:rPr>
-              <w:rFonts w:ascii="Times New Roman" w:eastAsia="宋体" w:hAnsi="Times New Roman" w:hint="eastAsia"/>
+              <w:rFonts w:ascii="Times New Roman" w:eastAsia="宋体" w:hAnsi="Times New Roman"/>
               <w:noProof/>
               <w:sz w:val="22"/>
               <w:szCs w:val="24"/>
@@ -625,7 +625,7 @@
               <w:tab w:val="right" w:leader="dot" w:pos="8296"/>
             </w:tabs>
             <w:rPr>
-              <w:rFonts w:ascii="Times New Roman" w:eastAsia="宋体" w:hAnsi="Times New Roman" w:hint="eastAsia"/>
+              <w:rFonts w:ascii="Times New Roman" w:eastAsia="宋体" w:hAnsi="Times New Roman"/>
               <w:noProof/>
               <w:sz w:val="22"/>
               <w:szCs w:val="24"/>
@@ -721,7 +721,7 @@
               <w:tab w:val="right" w:leader="dot" w:pos="8296"/>
             </w:tabs>
             <w:rPr>
-              <w:rFonts w:ascii="Times New Roman" w:eastAsia="宋体" w:hAnsi="Times New Roman" w:hint="eastAsia"/>
+              <w:rFonts w:ascii="Times New Roman" w:eastAsia="宋体" w:hAnsi="Times New Roman"/>
               <w:noProof/>
               <w:sz w:val="22"/>
               <w:szCs w:val="24"/>
@@ -817,7 +817,7 @@
               <w:tab w:val="right" w:leader="dot" w:pos="8296"/>
             </w:tabs>
             <w:rPr>
-              <w:rFonts w:ascii="Times New Roman" w:eastAsia="宋体" w:hAnsi="Times New Roman" w:hint="eastAsia"/>
+              <w:rFonts w:ascii="Times New Roman" w:eastAsia="宋体" w:hAnsi="Times New Roman"/>
               <w:noProof/>
               <w:sz w:val="22"/>
               <w:szCs w:val="24"/>
@@ -929,7 +929,7 @@
               <w:tab w:val="right" w:leader="dot" w:pos="8296"/>
             </w:tabs>
             <w:rPr>
-              <w:rFonts w:ascii="Times New Roman" w:eastAsia="宋体" w:hAnsi="Times New Roman" w:hint="eastAsia"/>
+              <w:rFonts w:ascii="Times New Roman" w:eastAsia="宋体" w:hAnsi="Times New Roman"/>
               <w:noProof/>
               <w:sz w:val="22"/>
               <w:szCs w:val="24"/>
@@ -1025,7 +1025,7 @@
               <w:tab w:val="right" w:leader="dot" w:pos="8296"/>
             </w:tabs>
             <w:rPr>
-              <w:rFonts w:ascii="Times New Roman" w:eastAsia="宋体" w:hAnsi="Times New Roman" w:hint="eastAsia"/>
+              <w:rFonts w:ascii="Times New Roman" w:eastAsia="宋体" w:hAnsi="Times New Roman"/>
               <w:noProof/>
               <w:sz w:val="22"/>
               <w:szCs w:val="24"/>
@@ -1121,7 +1121,7 @@
               <w:tab w:val="right" w:leader="dot" w:pos="8296"/>
             </w:tabs>
             <w:rPr>
-              <w:rFonts w:ascii="Times New Roman" w:eastAsia="宋体" w:hAnsi="Times New Roman" w:hint="eastAsia"/>
+              <w:rFonts w:ascii="Times New Roman" w:eastAsia="宋体" w:hAnsi="Times New Roman"/>
               <w:noProof/>
               <w:sz w:val="22"/>
               <w:szCs w:val="24"/>
@@ -1217,7 +1217,7 @@
               <w:tab w:val="right" w:leader="dot" w:pos="8296"/>
             </w:tabs>
             <w:rPr>
-              <w:rFonts w:ascii="Times New Roman" w:eastAsia="宋体" w:hAnsi="Times New Roman" w:hint="eastAsia"/>
+              <w:rFonts w:ascii="Times New Roman" w:eastAsia="宋体" w:hAnsi="Times New Roman"/>
               <w:noProof/>
               <w:sz w:val="22"/>
               <w:szCs w:val="24"/>
@@ -1329,7 +1329,7 @@
               <w:tab w:val="right" w:leader="dot" w:pos="8296"/>
             </w:tabs>
             <w:rPr>
-              <w:rFonts w:ascii="Times New Roman" w:eastAsia="宋体" w:hAnsi="Times New Roman" w:hint="eastAsia"/>
+              <w:rFonts w:ascii="Times New Roman" w:eastAsia="宋体" w:hAnsi="Times New Roman"/>
               <w:noProof/>
               <w:sz w:val="22"/>
               <w:szCs w:val="24"/>
@@ -1425,7 +1425,7 @@
               <w:tab w:val="right" w:leader="dot" w:pos="8296"/>
             </w:tabs>
             <w:rPr>
-              <w:rFonts w:ascii="Times New Roman" w:eastAsia="宋体" w:hAnsi="Times New Roman" w:hint="eastAsia"/>
+              <w:rFonts w:ascii="Times New Roman" w:eastAsia="宋体" w:hAnsi="Times New Roman"/>
               <w:noProof/>
               <w:sz w:val="22"/>
               <w:szCs w:val="24"/>
@@ -2253,9 +2253,6 @@
         <w:pStyle w:val="aa"/>
         <w:spacing w:before="78" w:after="78"/>
         <w:jc w:val="center"/>
-        <w:rPr>
-          <w:rFonts w:hint="eastAsia"/>
-        </w:rPr>
       </w:pPr>
       <w:r>
         <w:rPr>
@@ -2327,9 +2324,6 @@
       <w:pPr>
         <w:pStyle w:val="aa"/>
         <w:spacing w:before="78" w:after="78"/>
-        <w:rPr>
-          <w:rFonts w:hint="eastAsia"/>
-        </w:rPr>
       </w:pPr>
       <w:r>
         <w:tab/>
@@ -2404,9 +2398,6 @@
     <w:p>
       <w:pPr>
         <w:pStyle w:val="ac"/>
-        <w:rPr>
-          <w:rFonts w:hint="eastAsia"/>
-        </w:rPr>
       </w:pPr>
       <w:bookmarkStart w:id="10" w:name="_Toc224124527"/>
       <w:r>
@@ -2464,9 +2455,6 @@
       <w:pPr>
         <w:pStyle w:val="aa"/>
         <w:spacing w:before="78" w:after="78"/>
-        <w:rPr>
-          <w:rFonts w:hint="eastAsia"/>
-        </w:rPr>
       </w:pPr>
       <w:r>
         <w:tab/>
@@ -2578,9 +2566,6 @@
       <w:pPr>
         <w:pStyle w:val="aa"/>
         <w:spacing w:before="78" w:after="78"/>
-        <w:rPr>
-          <w:rFonts w:hint="eastAsia"/>
-        </w:rPr>
       </w:pPr>
       <w:r>
         <w:tab/>
@@ -2664,9 +2649,6 @@
       <w:pPr>
         <w:pStyle w:val="aa"/>
         <w:spacing w:before="78" w:after="78"/>
-        <w:rPr>
-          <w:rFonts w:hint="eastAsia"/>
-        </w:rPr>
       </w:pPr>
       <w:r>
         <w:tab/>
@@ -2701,9 +2683,6 @@
       <w:pPr>
         <w:pStyle w:val="aa"/>
         <w:spacing w:before="78" w:after="78"/>
-        <w:rPr>
-          <w:rFonts w:hint="eastAsia"/>
-        </w:rPr>
       </w:pPr>
       <w:r>
         <w:tab/>
@@ -2725,6 +2704,534 @@
           <w:rFonts w:hint="eastAsia"/>
         </w:rPr>
         <w:t>。</w:t>
+      </w:r>
+    </w:p>
+    <w:p>
+      <w:pPr>
+        <w:pStyle w:val="aa"/>
+        <w:spacing w:before="78" w:after="78"/>
+      </w:pPr>
+    </w:p>
+    <w:p>
+      <w:pPr>
+        <w:pStyle w:val="aa"/>
+        <w:spacing w:before="78" w:after="78"/>
+      </w:pPr>
+    </w:p>
+    <w:p>
+      <w:pPr>
+        <w:pStyle w:val="aa"/>
+        <w:spacing w:before="78" w:after="78"/>
+      </w:pPr>
+    </w:p>
+    <w:p>
+      <w:pPr>
+        <w:pStyle w:val="a9"/>
+      </w:pPr>
+      <w:r>
+        <w:rPr>
+          <w:rFonts w:hint="eastAsia"/>
+        </w:rPr>
+        <w:t>第三讲</w:t>
+      </w:r>
+      <w:r>
+        <w:rPr>
+          <w:rFonts w:hint="eastAsia"/>
+        </w:rPr>
+        <w:t xml:space="preserve"> </w:t>
+      </w:r>
+      <w:r>
+        <w:rPr>
+          <w:rFonts w:hint="eastAsia"/>
+        </w:rPr>
+        <w:t>战后东亚政治发展的国际因素</w:t>
+      </w:r>
+    </w:p>
+    <w:p>
+      <w:pPr>
+        <w:pStyle w:val="aa"/>
+        <w:spacing w:before="78" w:after="78"/>
+        <w:jc w:val="center"/>
+        <w:rPr>
+          <w:rFonts w:hint="eastAsia"/>
+        </w:rPr>
+      </w:pPr>
+      <w:r>
+        <w:rPr>
+          <w:rFonts w:hint="eastAsia"/>
+        </w:rPr>
+        <w:t>2026.3.18</w:t>
+      </w:r>
+    </w:p>
+    <w:p>
+      <w:pPr>
+        <w:pStyle w:val="ac"/>
+      </w:pPr>
+      <w:r>
+        <w:rPr>
+          <w:rFonts w:hint="eastAsia"/>
+        </w:rPr>
+        <w:t>一、战后东亚国际关系格局的演变</w:t>
+      </w:r>
+    </w:p>
+    <w:p>
+      <w:pPr>
+        <w:pStyle w:val="aa"/>
+        <w:spacing w:before="78" w:after="78"/>
+      </w:pPr>
+      <w:r>
+        <w:tab/>
+      </w:r>
+      <w:r>
+        <w:rPr>
+          <w:rFonts w:hint="eastAsia"/>
+        </w:rPr>
+        <w:t>战后东亚国际关系格局的演变经历了这样几个阶段：</w:t>
+      </w:r>
+    </w:p>
+    <w:p>
+      <w:pPr>
+        <w:pStyle w:val="aa"/>
+        <w:numPr>
+          <w:ilvl w:val="0"/>
+          <w:numId w:val="4"/>
+        </w:numPr>
+        <w:spacing w:beforeLines="0" w:before="0" w:afterLines="0" w:after="0"/>
+        <w:ind w:left="442" w:hanging="442"/>
+      </w:pPr>
+      <w:r>
+        <w:rPr>
+          <w:rFonts w:hint="eastAsia"/>
+          <w:b/>
+          <w:bCs/>
+        </w:rPr>
+        <w:lastRenderedPageBreak/>
+        <w:t>单</w:t>
+      </w:r>
+      <w:proofErr w:type="gramStart"/>
+      <w:r>
+        <w:rPr>
+          <w:rFonts w:hint="eastAsia"/>
+          <w:b/>
+          <w:bCs/>
+        </w:rPr>
+        <w:t>极</w:t>
+      </w:r>
+      <w:proofErr w:type="gramEnd"/>
+      <w:r>
+        <w:rPr>
+          <w:rFonts w:hint="eastAsia"/>
+          <w:b/>
+          <w:bCs/>
+        </w:rPr>
+        <w:t>格局：</w:t>
+      </w:r>
+      <w:r>
+        <w:rPr>
+          <w:rFonts w:hint="eastAsia"/>
+        </w:rPr>
+        <w:t>1945</w:t>
+      </w:r>
+      <w:r>
+        <w:rPr>
+          <w:rFonts w:hint="eastAsia"/>
+        </w:rPr>
+        <w:t>年至</w:t>
+      </w:r>
+      <w:proofErr w:type="gramStart"/>
+      <w:r>
+        <w:rPr>
+          <w:rFonts w:hint="eastAsia"/>
+        </w:rPr>
+        <w:t>1950</w:t>
+      </w:r>
+      <w:proofErr w:type="gramEnd"/>
+      <w:r>
+        <w:rPr>
+          <w:rFonts w:hint="eastAsia"/>
+        </w:rPr>
+        <w:t>年代初期，东亚以美国为单极；</w:t>
+      </w:r>
+    </w:p>
+    <w:p>
+      <w:pPr>
+        <w:pStyle w:val="aa"/>
+        <w:numPr>
+          <w:ilvl w:val="0"/>
+          <w:numId w:val="4"/>
+        </w:numPr>
+        <w:spacing w:beforeLines="0" w:before="0" w:afterLines="0" w:after="0"/>
+        <w:ind w:left="442" w:hanging="442"/>
+      </w:pPr>
+      <w:r>
+        <w:rPr>
+          <w:rFonts w:hint="eastAsia"/>
+          <w:b/>
+          <w:bCs/>
+        </w:rPr>
+        <w:t>两极格局：</w:t>
+      </w:r>
+      <w:proofErr w:type="gramStart"/>
+      <w:r>
+        <w:rPr>
+          <w:rFonts w:hint="eastAsia"/>
+        </w:rPr>
+        <w:t>1950</w:t>
+      </w:r>
+      <w:proofErr w:type="gramEnd"/>
+      <w:r>
+        <w:rPr>
+          <w:rFonts w:hint="eastAsia"/>
+        </w:rPr>
+        <w:t>年代初期到</w:t>
+      </w:r>
+      <w:proofErr w:type="gramStart"/>
+      <w:r>
+        <w:rPr>
+          <w:rFonts w:hint="eastAsia"/>
+        </w:rPr>
+        <w:t>1960</w:t>
+      </w:r>
+      <w:proofErr w:type="gramEnd"/>
+      <w:r>
+        <w:rPr>
+          <w:rFonts w:hint="eastAsia"/>
+        </w:rPr>
+        <w:t>年代初，以社会主义阵营和资本主义阵营为两极；</w:t>
+      </w:r>
+    </w:p>
+    <w:p>
+      <w:pPr>
+        <w:pStyle w:val="aa"/>
+        <w:numPr>
+          <w:ilvl w:val="0"/>
+          <w:numId w:val="4"/>
+        </w:numPr>
+        <w:spacing w:beforeLines="0" w:before="0" w:afterLines="0" w:after="0"/>
+        <w:ind w:left="442" w:hanging="442"/>
+      </w:pPr>
+      <w:r>
+        <w:rPr>
+          <w:rFonts w:hint="eastAsia"/>
+          <w:b/>
+          <w:bCs/>
+        </w:rPr>
+        <w:t>三角格局：</w:t>
+      </w:r>
+      <w:proofErr w:type="gramStart"/>
+      <w:r>
+        <w:rPr>
+          <w:rFonts w:hint="eastAsia"/>
+        </w:rPr>
+        <w:t>1960</w:t>
+      </w:r>
+      <w:proofErr w:type="gramEnd"/>
+      <w:r>
+        <w:rPr>
+          <w:rFonts w:hint="eastAsia"/>
+        </w:rPr>
+        <w:t>年代，中苏交恶后，以中、美、苏为三角；</w:t>
+      </w:r>
+    </w:p>
+    <w:p>
+      <w:pPr>
+        <w:pStyle w:val="aa"/>
+        <w:numPr>
+          <w:ilvl w:val="0"/>
+          <w:numId w:val="4"/>
+        </w:numPr>
+        <w:spacing w:beforeLines="0" w:before="0" w:afterLines="0" w:after="0"/>
+        <w:ind w:left="442" w:hanging="442"/>
+      </w:pPr>
+      <w:r>
+        <w:rPr>
+          <w:rFonts w:hint="eastAsia"/>
+          <w:b/>
+          <w:bCs/>
+        </w:rPr>
+        <w:t>四强争雄格局：</w:t>
+      </w:r>
+      <w:proofErr w:type="gramStart"/>
+      <w:r>
+        <w:rPr>
+          <w:rFonts w:hint="eastAsia"/>
+        </w:rPr>
+        <w:t>1970</w:t>
+      </w:r>
+      <w:proofErr w:type="gramEnd"/>
+      <w:r>
+        <w:rPr>
+          <w:rFonts w:hint="eastAsia"/>
+        </w:rPr>
+        <w:t>年代后，日本崛起，中美缓和，中日邦交；</w:t>
+      </w:r>
+      <w:proofErr w:type="gramStart"/>
+      <w:r>
+        <w:rPr>
+          <w:rFonts w:hint="eastAsia"/>
+        </w:rPr>
+        <w:t>1980</w:t>
+      </w:r>
+      <w:proofErr w:type="gramEnd"/>
+      <w:r>
+        <w:rPr>
+          <w:rFonts w:hint="eastAsia"/>
+        </w:rPr>
+        <w:t>年代</w:t>
+      </w:r>
+      <w:r>
+        <w:rPr>
+          <w:rFonts w:hint="eastAsia"/>
+        </w:rPr>
+        <w:t>，</w:t>
+      </w:r>
+      <w:r>
+        <w:rPr>
+          <w:rFonts w:hint="eastAsia"/>
+        </w:rPr>
+        <w:t>中苏关系正常化；</w:t>
+      </w:r>
+    </w:p>
+    <w:p>
+      <w:pPr>
+        <w:pStyle w:val="aa"/>
+        <w:numPr>
+          <w:ilvl w:val="0"/>
+          <w:numId w:val="4"/>
+        </w:numPr>
+        <w:spacing w:beforeLines="0" w:before="0" w:afterLines="0" w:after="0"/>
+        <w:ind w:left="442" w:hanging="442"/>
+        <w:rPr>
+          <w:rFonts w:hint="eastAsia"/>
+        </w:rPr>
+      </w:pPr>
+      <w:r>
+        <w:rPr>
+          <w:rFonts w:hint="eastAsia"/>
+          <w:b/>
+          <w:bCs/>
+        </w:rPr>
+        <w:t>多边协调格局：</w:t>
+      </w:r>
+      <w:proofErr w:type="gramStart"/>
+      <w:r>
+        <w:rPr>
+          <w:rFonts w:hint="eastAsia"/>
+        </w:rPr>
+        <w:t>1990</w:t>
+      </w:r>
+      <w:proofErr w:type="gramEnd"/>
+      <w:r>
+        <w:rPr>
+          <w:rFonts w:hint="eastAsia"/>
+        </w:rPr>
+        <w:t>年代以来，苏联解体</w:t>
+      </w:r>
+      <w:r>
+        <w:rPr>
+          <w:rFonts w:hint="eastAsia"/>
+        </w:rPr>
+        <w:t>；</w:t>
+      </w:r>
+      <w:r>
+        <w:rPr>
+          <w:rFonts w:hint="eastAsia"/>
+        </w:rPr>
+        <w:t>韩国经济奇迹</w:t>
+      </w:r>
+      <w:r>
+        <w:rPr>
+          <w:rFonts w:hint="eastAsia"/>
+        </w:rPr>
+        <w:t>，</w:t>
+      </w:r>
+      <w:r>
+        <w:rPr>
+          <w:rFonts w:hint="eastAsia"/>
+        </w:rPr>
+        <w:t>中韩建交，</w:t>
+      </w:r>
+      <w:proofErr w:type="gramStart"/>
+      <w:r>
+        <w:rPr>
+          <w:rFonts w:hint="eastAsia"/>
+        </w:rPr>
+        <w:t>朝核六方</w:t>
+      </w:r>
+      <w:proofErr w:type="gramEnd"/>
+      <w:r>
+        <w:rPr>
+          <w:rFonts w:hint="eastAsia"/>
+        </w:rPr>
+        <w:t>会谈。</w:t>
+      </w:r>
+    </w:p>
+    <w:p>
+      <w:pPr>
+        <w:pStyle w:val="aa"/>
+        <w:spacing w:before="78" w:after="78"/>
+        <w:ind w:left="420"/>
+      </w:pPr>
+      <w:r>
+        <w:rPr>
+          <w:rFonts w:hint="eastAsia"/>
+        </w:rPr>
+        <w:t>由此，可以总结出战后东亚政治发展的几个关键节点：</w:t>
+      </w:r>
+    </w:p>
+    <w:p>
+      <w:pPr>
+        <w:pStyle w:val="aa"/>
+        <w:numPr>
+          <w:ilvl w:val="0"/>
+          <w:numId w:val="5"/>
+        </w:numPr>
+        <w:spacing w:beforeLines="0" w:before="0" w:afterLines="0" w:after="0"/>
+        <w:ind w:left="442" w:hanging="442"/>
+      </w:pPr>
+      <w:r>
+        <w:rPr>
+          <w:rFonts w:hint="eastAsia"/>
+          <w:b/>
+          <w:bCs/>
+        </w:rPr>
+        <w:t>1950</w:t>
+      </w:r>
+      <w:r>
+        <w:rPr>
+          <w:rFonts w:hint="eastAsia"/>
+          <w:b/>
+          <w:bCs/>
+        </w:rPr>
+        <w:t>年前后：</w:t>
+      </w:r>
+      <w:r>
+        <w:rPr>
+          <w:rFonts w:hint="eastAsia"/>
+        </w:rPr>
+        <w:t>新中国成立、中苏联盟、朝鲜战争；</w:t>
+      </w:r>
+    </w:p>
+    <w:p>
+      <w:pPr>
+        <w:pStyle w:val="aa"/>
+        <w:numPr>
+          <w:ilvl w:val="0"/>
+          <w:numId w:val="5"/>
+        </w:numPr>
+        <w:spacing w:beforeLines="0" w:before="0" w:afterLines="0" w:after="0"/>
+        <w:ind w:left="442" w:hanging="442"/>
+      </w:pPr>
+      <w:r>
+        <w:rPr>
+          <w:rFonts w:hint="eastAsia"/>
+          <w:b/>
+          <w:bCs/>
+        </w:rPr>
+        <w:t>1970</w:t>
+      </w:r>
+      <w:r>
+        <w:rPr>
+          <w:rFonts w:hint="eastAsia"/>
+          <w:b/>
+          <w:bCs/>
+        </w:rPr>
+        <w:t>年前后：</w:t>
+      </w:r>
+      <w:r>
+        <w:rPr>
+          <w:rFonts w:hint="eastAsia"/>
+        </w:rPr>
+        <w:t>日本复兴、中美缓和、中日邦交；</w:t>
+      </w:r>
+    </w:p>
+    <w:p>
+      <w:pPr>
+        <w:pStyle w:val="aa"/>
+        <w:numPr>
+          <w:ilvl w:val="0"/>
+          <w:numId w:val="5"/>
+        </w:numPr>
+        <w:spacing w:beforeLines="0" w:before="0" w:afterLines="0" w:after="0"/>
+        <w:ind w:left="442" w:hanging="442"/>
+      </w:pPr>
+      <w:r>
+        <w:rPr>
+          <w:rFonts w:hint="eastAsia"/>
+          <w:b/>
+          <w:bCs/>
+        </w:rPr>
+        <w:t>1990</w:t>
+      </w:r>
+      <w:r>
+        <w:rPr>
+          <w:rFonts w:hint="eastAsia"/>
+          <w:b/>
+          <w:bCs/>
+        </w:rPr>
+        <w:t>年前后：</w:t>
+      </w:r>
+      <w:r>
+        <w:rPr>
+          <w:rFonts w:hint="eastAsia"/>
+        </w:rPr>
+        <w:t>苏联解体、冷战终结、中韩建交；</w:t>
+      </w:r>
+    </w:p>
+    <w:p>
+      <w:pPr>
+        <w:pStyle w:val="aa"/>
+        <w:numPr>
+          <w:ilvl w:val="0"/>
+          <w:numId w:val="5"/>
+        </w:numPr>
+        <w:spacing w:beforeLines="0" w:before="0" w:afterLines="0" w:after="0"/>
+        <w:ind w:left="442" w:hanging="442"/>
+      </w:pPr>
+      <w:r>
+        <w:rPr>
+          <w:rFonts w:hint="eastAsia"/>
+          <w:b/>
+          <w:bCs/>
+        </w:rPr>
+        <w:t>2010</w:t>
+      </w:r>
+      <w:r>
+        <w:rPr>
+          <w:rFonts w:hint="eastAsia"/>
+          <w:b/>
+          <w:bCs/>
+        </w:rPr>
+        <w:t>年</w:t>
+      </w:r>
+      <w:r>
+        <w:rPr>
+          <w:rFonts w:hint="eastAsia"/>
+        </w:rPr>
+        <w:t>——中国崛起？</w:t>
+      </w:r>
+    </w:p>
+    <w:p>
+      <w:pPr>
+        <w:pStyle w:val="aa"/>
+        <w:spacing w:before="78" w:after="78"/>
+        <w:rPr>
+          <w:rFonts w:hint="eastAsia"/>
+        </w:rPr>
+      </w:pPr>
+    </w:p>
+    <w:p>
+      <w:pPr>
+        <w:pStyle w:val="ac"/>
+        <w:rPr>
+          <w:rFonts w:hint="eastAsia"/>
+        </w:rPr>
+      </w:pPr>
+      <w:r>
+        <w:rPr>
+          <w:rFonts w:hint="eastAsia"/>
+        </w:rPr>
+        <w:t>二、朝鲜战争及其影响</w:t>
       </w:r>
     </w:p>
     <w:p>
@@ -2948,9 +3455,9 @@
 <file path=word/numbering.xml><?xml version="1.0" encoding="utf-8"?>
 <w:numbering xmlns:wpc="http://schemas.microsoft.com/office/word/2010/wordprocessingCanvas" xmlns:cx="http://schemas.microsoft.com/office/drawing/2014/chartex" xmlns:cx1="http://schemas.microsoft.com/office/drawing/2015/9/8/chartex" xmlns:cx2="http://schemas.microsoft.com/office/drawing/2015/10/21/chartex" xmlns:cx3="http://schemas.microsoft.com/office/drawing/2016/5/9/chartex" xmlns:cx4="http://schemas.microsoft.com/office/drawing/2016/5/10/chartex" xmlns:cx5="http://schemas.microsoft.com/office/drawing/2016/5/11/chartex" xmlns:cx6="http://schemas.microsoft.com/office/drawing/2016/5/12/chartex" xmlns:cx7="http://schemas.microsoft.com/office/drawing/2016/5/13/chartex" xmlns:cx8="http://schemas.microsoft.com/office/drawing/2016/5/14/chartex" xmlns:mc="http://schemas.openxmlformats.org/markup-compatibility/2006" xmlns:aink="http://schemas.microsoft.com/office/drawing/2016/ink" xmlns:am3d="http://schemas.microsoft.com/office/drawing/2017/model3d" xmlns:o="urn:schemas-microsoft-com:office:office" xmlns:oel="http://schemas.microsoft.com/office/2019/extlst" xmlns:r="http://schemas.openxmlformats.org/officeDocument/2006/relationships" xmlns:m="http://schemas.openxmlformats.org/officeDocument/2006/math" xmlns:v="urn:schemas-microsoft-com:vml" xmlns:wp14="http://schemas.microsoft.com/office/word/2010/wordprocessingDrawing" xmlns:wp="http://schemas.openxmlformats.org/drawingml/2006/wordprocessingDrawing" xmlns:w10="urn:schemas-microsoft-com:office:word" xmlns:w="http://schemas.openxmlformats.org/wordprocessingml/2006/main" xmlns:w14="http://schemas.microsoft.com/office/word/2010/wordml" xmlns:w15="http://schemas.microsoft.com/office/word/2012/wordml" xmlns:w16cex="http://schemas.microsoft.com/office/word/2018/wordml/cex" xmlns:w16cid="http://schemas.microsoft.com/office/word/2016/wordml/cid" xmlns:w16="http://schemas.microsoft.com/office/word/2018/wordml" xmlns:w16du="http://schemas.microsoft.com/office/word/2023/wordml/word16du" xmlns:w16sdtdh="http://schemas.microsoft.com/office/word/2020/wordml/sdtdatahash" xmlns:w16sdtfl="http://schemas.microsoft.com/office/word/2024/wordml/sdtformatlock" xmlns:w16se="http://schemas.microsoft.com/office/word/2015/wordml/symex" xmlns:wpg="http://schemas.microsoft.com/office/word/2010/wordprocessingGroup" xmlns:wpi="http://schemas.microsoft.com/office/word/2010/wordprocessingInk" xmlns:wne="http://schemas.microsoft.com/office/word/2006/wordml" xmlns:wps="http://schemas.microsoft.com/office/word/2010/wordprocessingShape" mc:Ignorable="w14 w15 w16se w16cid w16 w16cex w16sdtdh w16sdtfl w16du wp14">
   <w:abstractNum w:abstractNumId="0" w15:restartNumberingAfterBreak="0">
-    <w:nsid w:val="1AAC7B81"/>
+    <w:nsid w:val="05496957"/>
     <w:multiLevelType w:val="hybridMultilevel"/>
-    <w:tmpl w:val="8E886064"/>
+    <w:tmpl w:val="0268A92C"/>
     <w:lvl w:ilvl="0" w:tplc="04090001">
       <w:start w:val="1"/>
       <w:numFmt w:val="bullet"/>
@@ -3061,6 +3568,119 @@
     </w:lvl>
   </w:abstractNum>
   <w:abstractNum w:abstractNumId="1" w15:restartNumberingAfterBreak="0">
+    <w:nsid w:val="1AAC7B81"/>
+    <w:multiLevelType w:val="hybridMultilevel"/>
+    <w:tmpl w:val="8E886064"/>
+    <w:lvl w:ilvl="0" w:tplc="04090001">
+      <w:start w:val="1"/>
+      <w:numFmt w:val="bullet"/>
+      <w:lvlText w:val=""/>
+      <w:lvlJc w:val="left"/>
+      <w:pPr>
+        <w:ind w:left="440" w:hanging="440"/>
+      </w:pPr>
+      <w:rPr>
+        <w:rFonts w:ascii="Wingdings" w:hAnsi="Wingdings" w:hint="default"/>
+      </w:rPr>
+    </w:lvl>
+    <w:lvl w:ilvl="1" w:tplc="04090003" w:tentative="1">
+      <w:start w:val="1"/>
+      <w:numFmt w:val="bullet"/>
+      <w:lvlText w:val=""/>
+      <w:lvlJc w:val="left"/>
+      <w:pPr>
+        <w:ind w:left="880" w:hanging="440"/>
+      </w:pPr>
+      <w:rPr>
+        <w:rFonts w:ascii="Wingdings" w:hAnsi="Wingdings" w:hint="default"/>
+      </w:rPr>
+    </w:lvl>
+    <w:lvl w:ilvl="2" w:tplc="04090005" w:tentative="1">
+      <w:start w:val="1"/>
+      <w:numFmt w:val="bullet"/>
+      <w:lvlText w:val=""/>
+      <w:lvlJc w:val="left"/>
+      <w:pPr>
+        <w:ind w:left="1320" w:hanging="440"/>
+      </w:pPr>
+      <w:rPr>
+        <w:rFonts w:ascii="Wingdings" w:hAnsi="Wingdings" w:hint="default"/>
+      </w:rPr>
+    </w:lvl>
+    <w:lvl w:ilvl="3" w:tplc="04090001" w:tentative="1">
+      <w:start w:val="1"/>
+      <w:numFmt w:val="bullet"/>
+      <w:lvlText w:val=""/>
+      <w:lvlJc w:val="left"/>
+      <w:pPr>
+        <w:ind w:left="1760" w:hanging="440"/>
+      </w:pPr>
+      <w:rPr>
+        <w:rFonts w:ascii="Wingdings" w:hAnsi="Wingdings" w:hint="default"/>
+      </w:rPr>
+    </w:lvl>
+    <w:lvl w:ilvl="4" w:tplc="04090003" w:tentative="1">
+      <w:start w:val="1"/>
+      <w:numFmt w:val="bullet"/>
+      <w:lvlText w:val=""/>
+      <w:lvlJc w:val="left"/>
+      <w:pPr>
+        <w:ind w:left="2200" w:hanging="440"/>
+      </w:pPr>
+      <w:rPr>
+        <w:rFonts w:ascii="Wingdings" w:hAnsi="Wingdings" w:hint="default"/>
+      </w:rPr>
+    </w:lvl>
+    <w:lvl w:ilvl="5" w:tplc="04090005" w:tentative="1">
+      <w:start w:val="1"/>
+      <w:numFmt w:val="bullet"/>
+      <w:lvlText w:val=""/>
+      <w:lvlJc w:val="left"/>
+      <w:pPr>
+        <w:ind w:left="2640" w:hanging="440"/>
+      </w:pPr>
+      <w:rPr>
+        <w:rFonts w:ascii="Wingdings" w:hAnsi="Wingdings" w:hint="default"/>
+      </w:rPr>
+    </w:lvl>
+    <w:lvl w:ilvl="6" w:tplc="04090001" w:tentative="1">
+      <w:start w:val="1"/>
+      <w:numFmt w:val="bullet"/>
+      <w:lvlText w:val=""/>
+      <w:lvlJc w:val="left"/>
+      <w:pPr>
+        <w:ind w:left="3080" w:hanging="440"/>
+      </w:pPr>
+      <w:rPr>
+        <w:rFonts w:ascii="Wingdings" w:hAnsi="Wingdings" w:hint="default"/>
+      </w:rPr>
+    </w:lvl>
+    <w:lvl w:ilvl="7" w:tplc="04090003" w:tentative="1">
+      <w:start w:val="1"/>
+      <w:numFmt w:val="bullet"/>
+      <w:lvlText w:val=""/>
+      <w:lvlJc w:val="left"/>
+      <w:pPr>
+        <w:ind w:left="3520" w:hanging="440"/>
+      </w:pPr>
+      <w:rPr>
+        <w:rFonts w:ascii="Wingdings" w:hAnsi="Wingdings" w:hint="default"/>
+      </w:rPr>
+    </w:lvl>
+    <w:lvl w:ilvl="8" w:tplc="04090005" w:tentative="1">
+      <w:start w:val="1"/>
+      <w:numFmt w:val="bullet"/>
+      <w:lvlText w:val=""/>
+      <w:lvlJc w:val="left"/>
+      <w:pPr>
+        <w:ind w:left="3960" w:hanging="440"/>
+      </w:pPr>
+      <w:rPr>
+        <w:rFonts w:ascii="Wingdings" w:hAnsi="Wingdings" w:hint="default"/>
+      </w:rPr>
+    </w:lvl>
+  </w:abstractNum>
+  <w:abstractNum w:abstractNumId="2" w15:restartNumberingAfterBreak="0">
     <w:nsid w:val="24451386"/>
     <w:multiLevelType w:val="hybridMultilevel"/>
     <w:tmpl w:val="449EB26C"/>
@@ -3146,7 +3766,7 @@
       </w:pPr>
     </w:lvl>
   </w:abstractNum>
-  <w:abstractNum w:abstractNumId="2" w15:restartNumberingAfterBreak="0">
+  <w:abstractNum w:abstractNumId="3" w15:restartNumberingAfterBreak="0">
     <w:nsid w:val="26456140"/>
     <w:multiLevelType w:val="hybridMultilevel"/>
     <w:tmpl w:val="D5465CD4"/>
@@ -3235,14 +3855,133 @@
       </w:pPr>
     </w:lvl>
   </w:abstractNum>
+  <w:abstractNum w:abstractNumId="4" w15:restartNumberingAfterBreak="0">
+    <w:nsid w:val="3F0D1A87"/>
+    <w:multiLevelType w:val="hybridMultilevel"/>
+    <w:tmpl w:val="C31466D2"/>
+    <w:lvl w:ilvl="0" w:tplc="04090001">
+      <w:start w:val="1"/>
+      <w:numFmt w:val="bullet"/>
+      <w:lvlText w:val=""/>
+      <w:lvlJc w:val="left"/>
+      <w:pPr>
+        <w:ind w:left="440" w:hanging="440"/>
+      </w:pPr>
+      <w:rPr>
+        <w:rFonts w:ascii="Wingdings" w:hAnsi="Wingdings" w:hint="default"/>
+      </w:rPr>
+    </w:lvl>
+    <w:lvl w:ilvl="1" w:tplc="04090003" w:tentative="1">
+      <w:start w:val="1"/>
+      <w:numFmt w:val="bullet"/>
+      <w:lvlText w:val=""/>
+      <w:lvlJc w:val="left"/>
+      <w:pPr>
+        <w:ind w:left="880" w:hanging="440"/>
+      </w:pPr>
+      <w:rPr>
+        <w:rFonts w:ascii="Wingdings" w:hAnsi="Wingdings" w:hint="default"/>
+      </w:rPr>
+    </w:lvl>
+    <w:lvl w:ilvl="2" w:tplc="04090005" w:tentative="1">
+      <w:start w:val="1"/>
+      <w:numFmt w:val="bullet"/>
+      <w:lvlText w:val=""/>
+      <w:lvlJc w:val="left"/>
+      <w:pPr>
+        <w:ind w:left="1320" w:hanging="440"/>
+      </w:pPr>
+      <w:rPr>
+        <w:rFonts w:ascii="Wingdings" w:hAnsi="Wingdings" w:hint="default"/>
+      </w:rPr>
+    </w:lvl>
+    <w:lvl w:ilvl="3" w:tplc="04090001" w:tentative="1">
+      <w:start w:val="1"/>
+      <w:numFmt w:val="bullet"/>
+      <w:lvlText w:val=""/>
+      <w:lvlJc w:val="left"/>
+      <w:pPr>
+        <w:ind w:left="1760" w:hanging="440"/>
+      </w:pPr>
+      <w:rPr>
+        <w:rFonts w:ascii="Wingdings" w:hAnsi="Wingdings" w:hint="default"/>
+      </w:rPr>
+    </w:lvl>
+    <w:lvl w:ilvl="4" w:tplc="04090003" w:tentative="1">
+      <w:start w:val="1"/>
+      <w:numFmt w:val="bullet"/>
+      <w:lvlText w:val=""/>
+      <w:lvlJc w:val="left"/>
+      <w:pPr>
+        <w:ind w:left="2200" w:hanging="440"/>
+      </w:pPr>
+      <w:rPr>
+        <w:rFonts w:ascii="Wingdings" w:hAnsi="Wingdings" w:hint="default"/>
+      </w:rPr>
+    </w:lvl>
+    <w:lvl w:ilvl="5" w:tplc="04090005" w:tentative="1">
+      <w:start w:val="1"/>
+      <w:numFmt w:val="bullet"/>
+      <w:lvlText w:val=""/>
+      <w:lvlJc w:val="left"/>
+      <w:pPr>
+        <w:ind w:left="2640" w:hanging="440"/>
+      </w:pPr>
+      <w:rPr>
+        <w:rFonts w:ascii="Wingdings" w:hAnsi="Wingdings" w:hint="default"/>
+      </w:rPr>
+    </w:lvl>
+    <w:lvl w:ilvl="6" w:tplc="04090001" w:tentative="1">
+      <w:start w:val="1"/>
+      <w:numFmt w:val="bullet"/>
+      <w:lvlText w:val=""/>
+      <w:lvlJc w:val="left"/>
+      <w:pPr>
+        <w:ind w:left="3080" w:hanging="440"/>
+      </w:pPr>
+      <w:rPr>
+        <w:rFonts w:ascii="Wingdings" w:hAnsi="Wingdings" w:hint="default"/>
+      </w:rPr>
+    </w:lvl>
+    <w:lvl w:ilvl="7" w:tplc="04090003" w:tentative="1">
+      <w:start w:val="1"/>
+      <w:numFmt w:val="bullet"/>
+      <w:lvlText w:val=""/>
+      <w:lvlJc w:val="left"/>
+      <w:pPr>
+        <w:ind w:left="3520" w:hanging="440"/>
+      </w:pPr>
+      <w:rPr>
+        <w:rFonts w:ascii="Wingdings" w:hAnsi="Wingdings" w:hint="default"/>
+      </w:rPr>
+    </w:lvl>
+    <w:lvl w:ilvl="8" w:tplc="04090005" w:tentative="1">
+      <w:start w:val="1"/>
+      <w:numFmt w:val="bullet"/>
+      <w:lvlText w:val=""/>
+      <w:lvlJc w:val="left"/>
+      <w:pPr>
+        <w:ind w:left="3960" w:hanging="440"/>
+      </w:pPr>
+      <w:rPr>
+        <w:rFonts w:ascii="Wingdings" w:hAnsi="Wingdings" w:hint="default"/>
+      </w:rPr>
+    </w:lvl>
+  </w:abstractNum>
   <w:num w:numId="1" w16cid:durableId="1088893493">
+    <w:abstractNumId w:val="3"/>
+  </w:num>
+  <w:num w:numId="2" w16cid:durableId="1274285777">
+    <w:abstractNumId w:val="1"/>
+  </w:num>
+  <w:num w:numId="3" w16cid:durableId="276254922">
     <w:abstractNumId w:val="2"/>
   </w:num>
-  <w:num w:numId="2" w16cid:durableId="1274285777">
+  <w:num w:numId="4" w16cid:durableId="2143690196">
     <w:abstractNumId w:val="0"/>
   </w:num>
-  <w:num w:numId="3" w16cid:durableId="276254922">
-    <w:abstractNumId w:val="1"/>
+  <w:num w:numId="5" w16cid:durableId="1095782957">
+    <w:abstractNumId w:val="4"/>
   </w:num>
 </w:numbering>
 </file>
